--- a/testakten/rentenrecht-erwerbsminderung-reha-ablehnung-leipzig/01_mandatsaufnahme.docx
+++ b/testakten/rentenrecht-erwerbsminderung-reha-ablehnung-leipzig/01_mandatsaufnahme.docx
@@ -5,32 +5,49 @@
     <w:p>
       <w:pPr>
         <w:pStyle w:val="Heading1"/>
+        <w:spacing w:after="160" w:line="259" w:lineRule="auto"/>
       </w:pPr>
       <w:r>
         <w:rPr>
           <w:rFonts w:ascii="Times New Roman" w:hAnsi="Times New Roman"/>
+          <w:b/>
+          <w:sz w:val="28"/>
         </w:rPr>
         <w:t>Mandatsaufnahme</w:t>
       </w:r>
     </w:p>
     <w:p>
       <w:pPr>
+        <w:spacing w:before="120" w:after="60" w:line="259" w:lineRule="auto"/>
         <w:jc w:val="left"/>
       </w:pPr>
       <w:r>
+        <w:rPr>
+          <w:rFonts w:ascii="Times New Roman" w:hAnsi="Times New Roman"/>
+          <w:b/>
+          <w:sz w:val="22"/>
+        </w:rPr>
         <w:t>Reuter &amp; Hänsel Rechtsanwälte, Käthe-Kollwitz-Straße 60, 04109 Leipzig</w:t>
       </w:r>
     </w:p>
     <w:p>
       <w:pPr>
+        <w:spacing w:before="120" w:after="60" w:line="259" w:lineRule="auto"/>
         <w:jc w:val="left"/>
       </w:pPr>
       <w:r>
+        <w:rPr>
+          <w:rFonts w:ascii="Times New Roman" w:hAnsi="Times New Roman"/>
+          <w:b w:val="0"/>
+          <w:i w:val="0"/>
+          <w:sz w:val="22"/>
+        </w:rPr>
         <w:t>Aktenzeichen: 388/26-R</w:t>
       </w:r>
     </w:p>
     <w:p>
       <w:pPr>
+        <w:spacing w:line="259" w:lineRule="auto" w:after="60"/>
         <w:jc w:val="left"/>
       </w:pPr>
       <w:r>
@@ -40,16 +57,20 @@
     <w:p>
       <w:pPr>
         <w:pStyle w:val="Heading2"/>
+        <w:spacing w:before="120" w:after="60" w:line="259" w:lineRule="auto"/>
       </w:pPr>
       <w:r>
         <w:rPr>
           <w:rFonts w:ascii="Times New Roman" w:hAnsi="Times New Roman"/>
+          <w:b/>
+          <w:sz w:val="22"/>
         </w:rPr>
         <w:t>Mandant</w:t>
       </w:r>
     </w:p>
     <w:p>
       <w:pPr>
+        <w:spacing w:line="259" w:lineRule="auto" w:after="60"/>
         <w:jc w:val="left"/>
       </w:pPr>
       <w:r>
@@ -59,16 +80,20 @@
     <w:p>
       <w:pPr>
         <w:pStyle w:val="Heading2"/>
+        <w:spacing w:before="120" w:after="60" w:line="259" w:lineRule="auto"/>
       </w:pPr>
       <w:r>
         <w:rPr>
           <w:rFonts w:ascii="Times New Roman" w:hAnsi="Times New Roman"/>
+          <w:b/>
+          <w:sz w:val="22"/>
         </w:rPr>
         <w:t>Gesundheitlicher Verlauf</w:t>
       </w:r>
     </w:p>
     <w:p>
       <w:pPr>
+        <w:spacing w:line="259" w:lineRule="auto" w:after="60"/>
         <w:jc w:val="left"/>
       </w:pPr>
       <w:r>
@@ -78,6 +103,7 @@
     <w:p>
       <w:pPr>
         <w:pStyle w:val="Heading2"/>
+        <w:spacing w:line="259" w:lineRule="auto" w:after="60"/>
       </w:pPr>
       <w:r>
         <w:rPr>
@@ -88,6 +114,7 @@
     </w:p>
     <w:p>
       <w:pPr>
+        <w:spacing w:line="259" w:lineRule="auto" w:after="60"/>
         <w:jc w:val="left"/>
       </w:pPr>
       <w:r>
@@ -96,6 +123,7 @@
     </w:p>
     <w:p>
       <w:pPr>
+        <w:spacing w:line="259" w:lineRule="auto" w:after="60"/>
         <w:jc w:val="left"/>
       </w:pPr>
       <w:r>
@@ -105,6 +133,7 @@
     <w:p>
       <w:pPr>
         <w:pStyle w:val="Heading2"/>
+        <w:spacing w:line="259" w:lineRule="auto" w:after="60"/>
       </w:pPr>
       <w:r>
         <w:rPr>
@@ -115,6 +144,7 @@
     </w:p>
     <w:p>
       <w:pPr>
+        <w:spacing w:line="259" w:lineRule="auto" w:after="60"/>
         <w:jc w:val="left"/>
       </w:pPr>
       <w:r>
@@ -124,6 +154,7 @@
     <w:p>
       <w:pPr>
         <w:pStyle w:val="Heading2"/>
+        <w:spacing w:line="259" w:lineRule="auto" w:after="60"/>
       </w:pPr>
       <w:r>
         <w:rPr>
@@ -134,6 +165,7 @@
     </w:p>
     <w:p>
       <w:pPr>
+        <w:spacing w:line="259" w:lineRule="auto" w:after="60"/>
         <w:jc w:val="left"/>
       </w:pPr>
       <w:r>
@@ -141,13 +173,58 @@
       </w:r>
     </w:p>
     <w:sectPr>
+      <w:headerReference w:type="default" r:id="rId9"/>
+      <w:footerReference w:type="default" r:id="rId10"/>
       <w:pgSz w:w="11906" w:h="16838"/>
-      <w:pgMar w:top="1417" w:right="1417" w:bottom="1417" w:left="1417" w:header="720" w:footer="720" w:gutter="0"/>
+      <w:pgMar w:top="1191" w:right="1247" w:bottom="1134" w:left="1361" w:header="720" w:footer="720" w:gutter="0"/>
       <w:cols w:space="720"/>
       <w:docGrid w:linePitch="360"/>
     </w:sectPr>
   </w:body>
 </w:document>
+</file>
+
+<file path=word/footer1.xml><?xml version="1.0" encoding="utf-8"?>
+<w:ftr xmlns:m="http://schemas.openxmlformats.org/officeDocument/2006/math" xmlns:mc="http://schemas.openxmlformats.org/markup-compatibility/2006" xmlns:mo="http://schemas.microsoft.com/office/mac/office/2008/main" xmlns:mv="urn:schemas-microsoft-com:mac:vml" xmlns:o="urn:schemas-microsoft-com:office:office" xmlns:r="http://schemas.openxmlformats.org/officeDocument/2006/relationships" xmlns:v="urn:schemas-microsoft-com:vml" xmlns:w10="urn:schemas-microsoft-com:office:word" xmlns:w14="http://schemas.microsoft.com/office/word/2010/wordml" xmlns:w="http://schemas.openxmlformats.org/wordprocessingml/2006/main" xmlns:wne="http://schemas.microsoft.com/office/word/2006/wordml" xmlns:wp14="http://schemas.microsoft.com/office/word/2010/wordprocessingDrawing" xmlns:wp="http://schemas.openxmlformats.org/drawingml/2006/wordprocessingDrawing" xmlns:wpc="http://schemas.microsoft.com/office/word/2010/wordprocessingCanvas" xmlns:wpg="http://schemas.microsoft.com/office/word/2010/wordprocessingGroup" xmlns:wpi="http://schemas.microsoft.com/office/word/2010/wordprocessingInk" xmlns:wps="http://schemas.microsoft.com/office/word/2010/wordprocessingShape" mc:Ignorable="w14 wp14">
+  <w:p>
+    <w:pPr>
+      <w:pStyle w:val="Footer"/>
+      <w:jc w:val="left"/>
+    </w:pPr>
+    <w:r/>
+    <w:r>
+      <w:rPr>
+        <w:rFonts w:ascii="Times New Roman" w:hAnsi="Times New Roman"/>
+        <w:b w:val="0"/>
+        <w:color w:val="777777"/>
+        <w:sz w:val="17"/>
+      </w:rPr>
+      <w:t>Vertraulich | Bearbeitungsstand Juli 2026 | nur zur Aktenbearbeitung</w:t>
+    </w:r>
+  </w:p>
+</w:ftr>
+</file>
+
+<file path=word/header1.xml><?xml version="1.0" encoding="utf-8"?>
+<w:hdr xmlns:m="http://schemas.openxmlformats.org/officeDocument/2006/math" xmlns:mc="http://schemas.openxmlformats.org/markup-compatibility/2006" xmlns:mo="http://schemas.microsoft.com/office/mac/office/2008/main" xmlns:mv="urn:schemas-microsoft-com:mac:vml" xmlns:o="urn:schemas-microsoft-com:office:office" xmlns:r="http://schemas.openxmlformats.org/officeDocument/2006/relationships" xmlns:v="urn:schemas-microsoft-com:vml" xmlns:w10="urn:schemas-microsoft-com:office:word" xmlns:w14="http://schemas.microsoft.com/office/word/2010/wordml" xmlns:w="http://schemas.openxmlformats.org/wordprocessingml/2006/main" xmlns:wne="http://schemas.microsoft.com/office/word/2006/wordml" xmlns:wp14="http://schemas.microsoft.com/office/word/2010/wordprocessingDrawing" xmlns:wp="http://schemas.openxmlformats.org/drawingml/2006/wordprocessingDrawing" xmlns:wpc="http://schemas.microsoft.com/office/word/2010/wordprocessingCanvas" xmlns:wpg="http://schemas.microsoft.com/office/word/2010/wordprocessingGroup" xmlns:wpi="http://schemas.microsoft.com/office/word/2010/wordprocessingInk" xmlns:wps="http://schemas.microsoft.com/office/word/2010/wordprocessingShape" mc:Ignorable="w14 wp14">
+  <w:p>
+    <w:pPr>
+      <w:pStyle w:val="Header"/>
+      <w:jc w:val="left"/>
+    </w:pPr>
+    <w:r/>
+    <w:r>
+      <w:rPr>
+        <w:rFonts w:ascii="Times New Roman" w:hAnsi="Times New Roman"/>
+        <w:b w:val="0"/>
+        <w:i w:val="0"/>
+        <w:color w:val="666666"/>
+        <w:sz w:val="17"/>
+      </w:rPr>
+      <w:t>Rentenberatung Jessen &amp; Kollegium | Renten- und Versorgungsakte | Bearbeitungsstand Juli 2026</w:t>
+    </w:r>
+  </w:p>
+</w:hdr>
 </file>
 
 <file path=word/numbering.xml><?xml version="1.0" encoding="utf-8"?>
@@ -864,11 +941,12 @@
       <w:contextualSpacing/>
     </w:pPr>
     <w:rPr>
-      <w:rFonts w:asciiTheme="majorHAnsi" w:eastAsiaTheme="majorEastAsia" w:hAnsiTheme="majorHAnsi" w:cstheme="majorBidi"/>
+      <w:rFonts w:asciiTheme="majorHAnsi" w:eastAsiaTheme="majorEastAsia" w:hAnsiTheme="majorHAnsi" w:cstheme="majorBidi" w:ascii="Times New Roman" w:hAnsi="Times New Roman"/>
+      <w:b/>
       <w:color w:val="17365D" w:themeColor="text2" w:themeShade="BF"/>
       <w:spacing w:val="5"/>
       <w:kern w:val="28"/>
-      <w:sz w:val="52"/>
+      <w:sz w:val="30"/>
       <w:szCs w:val="52"/>
     </w:rPr>
   </w:style>

--- a/testakten/rentenrecht-erwerbsminderung-reha-ablehnung-leipzig/01_mandatsaufnahme.docx
+++ b/testakten/rentenrecht-erwerbsminderung-reha-ablehnung-leipzig/01_mandatsaufnahme.docx
@@ -169,7 +169,7 @@
         <w:jc w:val="left"/>
       </w:pPr>
       <w:r>
-        <w:t>Klage auf Rente wegen voller, hilfsweise teilweiser Erwerbsminderung. Angriffspunkte: die nicht verarbeiteten Therapieabbrüche, die nur mit Klinikflur und Treppenhaus beschriebene und damit nicht arbeitsmarktbezogene Wegefähigkeit, die fehlende Gesamtwürdigung der Kombination aus orthopädischen, neurologischen und psychischen Einschränkungen sowie die Frage der Summierung ungewöhnlicher Leistungseinschränkungen. Im Klageverfahren sind Befundberichte der behandelnden Ärzte und ein gerichtliches Sachverständigengutachten auf neurologisch-orthopädischem und psychiatrischem Gebiet anzustreben. Kostenprivilegierung nach § 183 SGG; Deckungszusage der Rechtsschutzversicherung des Mandanten liegt seit dem 24.06.2026 vor.</w:t>
+        <w:t>Klage auf Rente wegen voller, hilfsweise teilweiser Erwerbsminderung. Angriffspunkte: die nicht verarbeiteten Therapieabbrüche, die nur mit Klinikflur und Treppenhaus beschriebene und damit nicht arbeitsmarktbezogene Wegefähigkeit, die fehlende Gesamtwürdigung der Kombination aus orthopädischen, neurologischen und psychischen Einschränkungen sowie die Frage der Summierung ungewöhnlicher Leistungseinschränkungen. Im Klageverfahren sind Befundberichte der behandelnden Ärzte und ein gerichtliches Sachverständigengutachten auf neurologisch-orthopädischem und psychiatrischem Gebiet anzustreben. Kostenprivilegierung nach Paragraf 183 SGG; Deckungszusage der Rechtsschutzversicherung des Mandanten liegt seit dem 24.06.2026 vor.</w:t>
       </w:r>
     </w:p>
     <w:sectPr>
